--- a/task_2/written_work/dev_log.docx
+++ b/task_2/written_work/dev_log.docx
@@ -7,6 +7,9 @@
         <w:jc w:val="right"/>
       </w:pPr>
       <w:r>
+        <w:rPr>
+          <w:noProof/>
+        </w:rPr>
         <w:drawing>
           <wp:anchor distT="0" distB="0" distL="114300" distR="114300" simplePos="0" relativeHeight="251658240" behindDoc="0" locked="0" layoutInCell="1" allowOverlap="1" wp14:anchorId="5F6AC89F" wp14:editId="63001B02">
             <wp:simplePos x="914400" y="914400"/>
@@ -467,6 +470,9 @@
         </mc:AlternateContent>
       </w:r>
       <w:r>
+        <w:rPr>
+          <w:noProof/>
+        </w:rPr>
         <w:drawing>
           <wp:anchor distT="0" distB="0" distL="114300" distR="114300" simplePos="0" relativeHeight="251662336" behindDoc="0" locked="0" layoutInCell="1" allowOverlap="1" wp14:anchorId="4B06AD86" wp14:editId="01266A60">
             <wp:simplePos x="914400" y="5314950"/>
@@ -639,6 +645,9 @@
         </w:tabs>
       </w:pPr>
       <w:r>
+        <w:rPr>
+          <w:noProof/>
+        </w:rPr>
         <w:lastRenderedPageBreak/>
         <w:drawing>
           <wp:anchor distT="0" distB="0" distL="114300" distR="114300" simplePos="0" relativeHeight="251665408" behindDoc="0" locked="0" layoutInCell="1" allowOverlap="1" wp14:anchorId="6ED6C3FB" wp14:editId="73F811C2">
@@ -1254,6 +1263,9 @@
         <w:jc w:val="right"/>
       </w:pPr>
       <w:r>
+        <w:rPr>
+          <w:noProof/>
+        </w:rPr>
         <w:lastRenderedPageBreak/>
         <w:drawing>
           <wp:anchor distT="0" distB="0" distL="114300" distR="114300" simplePos="0" relativeHeight="251671552" behindDoc="0" locked="0" layoutInCell="1" allowOverlap="1" wp14:anchorId="213991C5" wp14:editId="4170DE32">
@@ -1671,6 +1683,9 @@
         </mc:AlternateContent>
       </w:r>
       <w:r>
+        <w:rPr>
+          <w:noProof/>
+        </w:rPr>
         <w:drawing>
           <wp:inline distT="0" distB="0" distL="0" distR="0" wp14:anchorId="479EDBA8" wp14:editId="311A6874">
             <wp:extent cx="3638550" cy="7054716"/>
@@ -1736,6 +1751,9 @@
         <w:jc w:val="right"/>
       </w:pPr>
       <w:r>
+        <w:rPr>
+          <w:noProof/>
+        </w:rPr>
         <w:lastRenderedPageBreak/>
         <w:drawing>
           <wp:anchor distT="0" distB="0" distL="114300" distR="114300" simplePos="0" relativeHeight="251675648" behindDoc="0" locked="0" layoutInCell="1" allowOverlap="1" wp14:anchorId="388F39A1" wp14:editId="202E2A25">
@@ -1825,6 +1843,9 @@
         <w:br/>
       </w:r>
       <w:r>
+        <w:rPr>
+          <w:noProof/>
+        </w:rPr>
         <w:drawing>
           <wp:inline distT="0" distB="0" distL="0" distR="0" wp14:anchorId="506FDBFF" wp14:editId="6E2C9491">
             <wp:extent cx="2851606" cy="2495550"/>
@@ -1862,6 +1883,9 @@
         </w:drawing>
       </w:r>
       <w:r>
+        <w:rPr>
+          <w:noProof/>
+        </w:rPr>
         <w:drawing>
           <wp:inline distT="0" distB="0" distL="0" distR="0" wp14:anchorId="4191DDEC" wp14:editId="23397B8C">
             <wp:extent cx="2317750" cy="2577726"/>
@@ -1926,6 +1950,9 @@
         </w:tabs>
       </w:pPr>
       <w:r>
+        <w:rPr>
+          <w:noProof/>
+        </w:rPr>
         <w:lastRenderedPageBreak/>
         <w:drawing>
           <wp:inline distT="0" distB="0" distL="0" distR="0" wp14:anchorId="162A0915" wp14:editId="7323ABF7">
@@ -2053,6 +2080,9 @@
         </mc:AlternateContent>
       </w:r>
       <w:r>
+        <w:rPr>
+          <w:noProof/>
+        </w:rPr>
         <w:drawing>
           <wp:anchor distT="0" distB="0" distL="114300" distR="114300" simplePos="0" relativeHeight="251676672" behindDoc="0" locked="0" layoutInCell="1" allowOverlap="1" wp14:anchorId="09BF04BA" wp14:editId="1F1A687B">
             <wp:simplePos x="914400" y="914400"/>
@@ -2229,6 +2259,1498 @@
       <w:r>
         <w:t>Error message</w:t>
       </w:r>
+    </w:p>
+    <w:p>
+      <w:pPr>
+        <w:tabs>
+          <w:tab w:val="center" w:pos="1768"/>
+        </w:tabs>
+        <w:jc w:val="right"/>
+      </w:pPr>
+    </w:p>
+    <w:p>
+      <w:pPr>
+        <w:tabs>
+          <w:tab w:val="center" w:pos="1768"/>
+        </w:tabs>
+        <w:jc w:val="right"/>
+      </w:pPr>
+    </w:p>
+    <w:p>
+      <w:pPr>
+        <w:tabs>
+          <w:tab w:val="center" w:pos="1768"/>
+        </w:tabs>
+        <w:jc w:val="right"/>
+      </w:pPr>
+    </w:p>
+    <w:p>
+      <w:pPr>
+        <w:tabs>
+          <w:tab w:val="center" w:pos="1768"/>
+        </w:tabs>
+        <w:jc w:val="right"/>
+      </w:pPr>
+    </w:p>
+    <w:p>
+      <w:pPr>
+        <w:tabs>
+          <w:tab w:val="center" w:pos="1768"/>
+        </w:tabs>
+        <w:jc w:val="right"/>
+      </w:pPr>
+    </w:p>
+    <w:p>
+      <w:pPr>
+        <w:tabs>
+          <w:tab w:val="center" w:pos="1768"/>
+        </w:tabs>
+        <w:jc w:val="right"/>
+      </w:pPr>
+    </w:p>
+    <w:p>
+      <w:pPr>
+        <w:tabs>
+          <w:tab w:val="center" w:pos="1768"/>
+        </w:tabs>
+        <w:jc w:val="right"/>
+      </w:pPr>
+    </w:p>
+    <w:p>
+      <w:pPr>
+        <w:tabs>
+          <w:tab w:val="center" w:pos="1768"/>
+        </w:tabs>
+        <w:jc w:val="right"/>
+      </w:pPr>
+    </w:p>
+    <w:p>
+      <w:pPr>
+        <w:tabs>
+          <w:tab w:val="center" w:pos="1768"/>
+        </w:tabs>
+        <w:jc w:val="right"/>
+      </w:pPr>
+      <w:r>
+        <w:rPr>
+          <w:noProof/>
+        </w:rPr>
+        <mc:AlternateContent>
+          <mc:Choice Requires="wps">
+            <w:drawing>
+              <wp:anchor distT="0" distB="0" distL="114300" distR="114300" simplePos="0" relativeHeight="251679744" behindDoc="0" locked="0" layoutInCell="1" allowOverlap="1" wp14:anchorId="70465CEC" wp14:editId="1945CC10">
+                <wp:simplePos x="0" y="0"/>
+                <wp:positionH relativeFrom="column">
+                  <wp:posOffset>2159668</wp:posOffset>
+                </wp:positionH>
+                <wp:positionV relativeFrom="paragraph">
+                  <wp:posOffset>235852</wp:posOffset>
+                </wp:positionV>
+                <wp:extent cx="2051385" cy="511342"/>
+                <wp:effectExtent l="38100" t="0" r="25400" b="79375"/>
+                <wp:wrapNone/>
+                <wp:docPr id="2" name="Straight Arrow Connector 2"/>
+                <wp:cNvGraphicFramePr/>
+                <a:graphic xmlns:a="http://schemas.openxmlformats.org/drawingml/2006/main">
+                  <a:graphicData uri="http://schemas.microsoft.com/office/word/2010/wordprocessingShape">
+                    <wps:wsp>
+                      <wps:cNvCnPr/>
+                      <wps:spPr>
+                        <a:xfrm flipH="1">
+                          <a:off x="0" y="0"/>
+                          <a:ext cx="2051385" cy="511342"/>
+                        </a:xfrm>
+                        <a:prstGeom prst="straightConnector1">
+                          <a:avLst/>
+                        </a:prstGeom>
+                        <a:ln w="19050">
+                          <a:tailEnd type="triangle"/>
+                        </a:ln>
+                      </wps:spPr>
+                      <wps:style>
+                        <a:lnRef idx="1">
+                          <a:schemeClr val="accent6"/>
+                        </a:lnRef>
+                        <a:fillRef idx="0">
+                          <a:schemeClr val="accent6"/>
+                        </a:fillRef>
+                        <a:effectRef idx="0">
+                          <a:schemeClr val="accent6"/>
+                        </a:effectRef>
+                        <a:fontRef idx="minor">
+                          <a:schemeClr val="tx1"/>
+                        </a:fontRef>
+                      </wps:style>
+                      <wps:bodyPr/>
+                    </wps:wsp>
+                  </a:graphicData>
+                </a:graphic>
+              </wp:anchor>
+            </w:drawing>
+          </mc:Choice>
+          <mc:Fallback>
+            <w:pict>
+              <v:shapetype w14:anchorId="643F4BC5" id="_x0000_t32" coordsize="21600,21600" o:spt="32" o:oned="t" path="m,l21600,21600e" filled="f">
+                <v:path arrowok="t" fillok="f" o:connecttype="none"/>
+                <o:lock v:ext="edit" shapetype="t"/>
+              </v:shapetype>
+              <v:shape id="Straight Arrow Connector 2" o:spid="_x0000_s1026" type="#_x0000_t32" style="position:absolute;margin-left:170.05pt;margin-top:18.55pt;width:161.55pt;height:40.25pt;flip:x;z-index:251679744;visibility:visible;mso-wrap-style:square;mso-wrap-distance-left:9pt;mso-wrap-distance-top:0;mso-wrap-distance-right:9pt;mso-wrap-distance-bottom:0;mso-position-horizontal:absolute;mso-position-horizontal-relative:text;mso-position-vertical:absolute;mso-position-vertical-relative:text" o:gfxdata="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" strokecolor="#70ad47 [3209]" strokeweight="1.5pt">
+                <v:stroke endarrow="block" joinstyle="miter"/>
+              </v:shape>
+            </w:pict>
+          </mc:Fallback>
+        </mc:AlternateContent>
+      </w:r>
+      <w:r>
+        <w:t>Define the buttons and the connection between them</w:t>
+      </w:r>
+      <w:r>
+        <w:br w:type="textWrapping" w:clear="all"/>
+      </w:r>
+    </w:p>
+    <w:p>
+      <w:pPr>
+        <w:tabs>
+          <w:tab w:val="center" w:pos="1768"/>
+        </w:tabs>
+      </w:pPr>
+    </w:p>
+    <w:p>
+      <w:pPr>
+        <w:tabs>
+          <w:tab w:val="center" w:pos="1768"/>
+        </w:tabs>
+      </w:pPr>
+    </w:p>
+    <w:p>
+      <w:pPr>
+        <w:tabs>
+          <w:tab w:val="center" w:pos="1768"/>
+        </w:tabs>
+      </w:pPr>
+    </w:p>
+    <w:p>
+      <w:pPr>
+        <w:tabs>
+          <w:tab w:val="center" w:pos="1768"/>
+        </w:tabs>
+      </w:pPr>
+    </w:p>
+    <w:p>
+      <w:pPr>
+        <w:tabs>
+          <w:tab w:val="center" w:pos="1768"/>
+        </w:tabs>
+        <w:jc w:val="right"/>
+      </w:pPr>
+    </w:p>
+    <w:p>
+      <w:pPr>
+        <w:tabs>
+          <w:tab w:val="center" w:pos="1768"/>
+        </w:tabs>
+        <w:jc w:val="right"/>
+      </w:pPr>
+    </w:p>
+    <w:p>
+      <w:pPr>
+        <w:tabs>
+          <w:tab w:val="center" w:pos="1768"/>
+        </w:tabs>
+        <w:jc w:val="right"/>
+      </w:pPr>
+    </w:p>
+    <w:p>
+      <w:pPr>
+        <w:tabs>
+          <w:tab w:val="center" w:pos="1768"/>
+        </w:tabs>
+        <w:jc w:val="right"/>
+      </w:pPr>
+    </w:p>
+    <w:p>
+      <w:pPr>
+        <w:tabs>
+          <w:tab w:val="center" w:pos="1768"/>
+        </w:tabs>
+        <w:jc w:val="right"/>
+      </w:pPr>
+      <w:r>
+        <w:rPr>
+          <w:noProof/>
+        </w:rPr>
+        <w:lastRenderedPageBreak/>
+        <mc:AlternateContent>
+          <mc:Choice Requires="wps">
+            <w:drawing>
+              <wp:anchor distT="0" distB="0" distL="114300" distR="114300" simplePos="0" relativeHeight="251681792" behindDoc="0" locked="0" layoutInCell="1" allowOverlap="1" wp14:anchorId="5B65D983" wp14:editId="010EB482">
+                <wp:simplePos x="0" y="0"/>
+                <wp:positionH relativeFrom="column">
+                  <wp:posOffset>3705726</wp:posOffset>
+                </wp:positionH>
+                <wp:positionV relativeFrom="paragraph">
+                  <wp:posOffset>324853</wp:posOffset>
+                </wp:positionV>
+                <wp:extent cx="1118937" cy="667752"/>
+                <wp:effectExtent l="38100" t="0" r="24130" b="56515"/>
+                <wp:wrapNone/>
+                <wp:docPr id="25" name="Straight Arrow Connector 25"/>
+                <wp:cNvGraphicFramePr/>
+                <a:graphic xmlns:a="http://schemas.openxmlformats.org/drawingml/2006/main">
+                  <a:graphicData uri="http://schemas.microsoft.com/office/word/2010/wordprocessingShape">
+                    <wps:wsp>
+                      <wps:cNvCnPr/>
+                      <wps:spPr>
+                        <a:xfrm flipH="1">
+                          <a:off x="0" y="0"/>
+                          <a:ext cx="1118937" cy="667752"/>
+                        </a:xfrm>
+                        <a:prstGeom prst="straightConnector1">
+                          <a:avLst/>
+                        </a:prstGeom>
+                        <a:ln w="19050">
+                          <a:tailEnd type="triangle"/>
+                        </a:ln>
+                      </wps:spPr>
+                      <wps:style>
+                        <a:lnRef idx="1">
+                          <a:schemeClr val="accent6"/>
+                        </a:lnRef>
+                        <a:fillRef idx="0">
+                          <a:schemeClr val="accent6"/>
+                        </a:fillRef>
+                        <a:effectRef idx="0">
+                          <a:schemeClr val="accent6"/>
+                        </a:effectRef>
+                        <a:fontRef idx="minor">
+                          <a:schemeClr val="tx1"/>
+                        </a:fontRef>
+                      </wps:style>
+                      <wps:bodyPr/>
+                    </wps:wsp>
+                  </a:graphicData>
+                </a:graphic>
+              </wp:anchor>
+            </w:drawing>
+          </mc:Choice>
+          <mc:Fallback>
+            <w:pict>
+              <v:shape w14:anchorId="06BC4F2A" id="Straight Arrow Connector 25" o:spid="_x0000_s1026" type="#_x0000_t32" style="position:absolute;margin-left:291.8pt;margin-top:25.6pt;width:88.1pt;height:52.6pt;flip:x;z-index:251681792;visibility:visible;mso-wrap-style:square;mso-wrap-distance-left:9pt;mso-wrap-distance-top:0;mso-wrap-distance-right:9pt;mso-wrap-distance-bottom:0;mso-position-horizontal:absolute;mso-position-horizontal-relative:text;mso-position-vertical:absolute;mso-position-vertical-relative:text" o:gfxdata="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" strokecolor="#70ad47 [3209]" strokeweight="1.5pt">
+                <v:stroke endarrow="block" joinstyle="miter"/>
+              </v:shape>
+            </w:pict>
+          </mc:Fallback>
+        </mc:AlternateContent>
+      </w:r>
+      <w:r>
+        <w:drawing>
+          <wp:anchor distT="0" distB="0" distL="114300" distR="114300" simplePos="0" relativeHeight="251680768" behindDoc="0" locked="0" layoutInCell="1" allowOverlap="1" wp14:anchorId="07A666CD" wp14:editId="5D24584D">
+            <wp:simplePos x="914400" y="914400"/>
+            <wp:positionH relativeFrom="column">
+              <wp:align>left</wp:align>
+            </wp:positionH>
+            <wp:positionV relativeFrom="paragraph">
+              <wp:align>top</wp:align>
+            </wp:positionV>
+            <wp:extent cx="4037330" cy="3916045"/>
+            <wp:effectExtent l="0" t="0" r="1270" b="8255"/>
+            <wp:wrapSquare wrapText="bothSides"/>
+            <wp:docPr id="18" name="Picture 18"/>
+            <wp:cNvGraphicFramePr>
+              <a:graphicFrameLocks xmlns:a="http://schemas.openxmlformats.org/drawingml/2006/main" noChangeAspect="1"/>
+            </wp:cNvGraphicFramePr>
+            <a:graphic xmlns:a="http://schemas.openxmlformats.org/drawingml/2006/main">
+              <a:graphicData uri="http://schemas.openxmlformats.org/drawingml/2006/picture">
+                <pic:pic xmlns:pic="http://schemas.openxmlformats.org/drawingml/2006/picture">
+                  <pic:nvPicPr>
+                    <pic:cNvPr id="1" name=""/>
+                    <pic:cNvPicPr/>
+                  </pic:nvPicPr>
+                  <pic:blipFill>
+                    <a:blip r:embed="rId14">
+                      <a:extLst>
+                        <a:ext uri="{28A0092B-C50C-407E-A947-70E740481C1C}">
+                          <a14:useLocalDpi xmlns:a14="http://schemas.microsoft.com/office/drawing/2010/main" val="0"/>
+                        </a:ext>
+                      </a:extLst>
+                    </a:blip>
+                    <a:stretch>
+                      <a:fillRect/>
+                    </a:stretch>
+                  </pic:blipFill>
+                  <pic:spPr>
+                    <a:xfrm>
+                      <a:off x="0" y="0"/>
+                      <a:ext cx="4037330" cy="3916045"/>
+                    </a:xfrm>
+                    <a:prstGeom prst="rect">
+                      <a:avLst/>
+                    </a:prstGeom>
+                  </pic:spPr>
+                </pic:pic>
+              </a:graphicData>
+            </a:graphic>
+          </wp:anchor>
+        </w:drawing>
+      </w:r>
+      <w:r>
+        <w:t xml:space="preserve">validation for the inputs in the log </w:t>
+      </w:r>
+      <w:proofErr w:type="gramStart"/>
+      <w:r>
+        <w:t>In</w:t>
+      </w:r>
+      <w:proofErr w:type="gramEnd"/>
+      <w:r>
+        <w:t xml:space="preserve"> form</w:t>
+      </w:r>
+      <w:r>
+        <w:br w:type="textWrapping" w:clear="all"/>
+      </w:r>
+    </w:p>
+    <w:p>
+      <w:pPr>
+        <w:tabs>
+          <w:tab w:val="center" w:pos="1768"/>
+        </w:tabs>
+      </w:pPr>
+    </w:p>
+    <w:p>
+      <w:pPr>
+        <w:tabs>
+          <w:tab w:val="right" w:pos="2546"/>
+        </w:tabs>
+        <w:jc w:val="right"/>
+      </w:pPr>
+      <w:r>
+        <w:rPr>
+          <w:noProof/>
+        </w:rPr>
+        <w:lastRenderedPageBreak/>
+        <mc:AlternateContent>
+          <mc:Choice Requires="wps">
+            <w:drawing>
+              <wp:anchor distT="0" distB="0" distL="114300" distR="114300" simplePos="0" relativeHeight="251683840" behindDoc="0" locked="0" layoutInCell="1" allowOverlap="1" wp14:anchorId="2358804D" wp14:editId="0B01C63F">
+                <wp:simplePos x="0" y="0"/>
+                <wp:positionH relativeFrom="column">
+                  <wp:posOffset>1654342</wp:posOffset>
+                </wp:positionH>
+                <wp:positionV relativeFrom="paragraph">
+                  <wp:posOffset>228600</wp:posOffset>
+                </wp:positionV>
+                <wp:extent cx="3080084" cy="890337"/>
+                <wp:effectExtent l="38100" t="0" r="25400" b="81280"/>
+                <wp:wrapNone/>
+                <wp:docPr id="30" name="Straight Arrow Connector 30"/>
+                <wp:cNvGraphicFramePr/>
+                <a:graphic xmlns:a="http://schemas.openxmlformats.org/drawingml/2006/main">
+                  <a:graphicData uri="http://schemas.microsoft.com/office/word/2010/wordprocessingShape">
+                    <wps:wsp>
+                      <wps:cNvCnPr/>
+                      <wps:spPr>
+                        <a:xfrm flipH="1">
+                          <a:off x="0" y="0"/>
+                          <a:ext cx="3080084" cy="890337"/>
+                        </a:xfrm>
+                        <a:prstGeom prst="straightConnector1">
+                          <a:avLst/>
+                        </a:prstGeom>
+                        <a:ln w="19050">
+                          <a:tailEnd type="triangle"/>
+                        </a:ln>
+                      </wps:spPr>
+                      <wps:style>
+                        <a:lnRef idx="1">
+                          <a:schemeClr val="accent6"/>
+                        </a:lnRef>
+                        <a:fillRef idx="0">
+                          <a:schemeClr val="accent6"/>
+                        </a:fillRef>
+                        <a:effectRef idx="0">
+                          <a:schemeClr val="accent6"/>
+                        </a:effectRef>
+                        <a:fontRef idx="minor">
+                          <a:schemeClr val="tx1"/>
+                        </a:fontRef>
+                      </wps:style>
+                      <wps:bodyPr/>
+                    </wps:wsp>
+                  </a:graphicData>
+                </a:graphic>
+              </wp:anchor>
+            </w:drawing>
+          </mc:Choice>
+          <mc:Fallback>
+            <w:pict>
+              <v:shape w14:anchorId="28B0A70C" id="Straight Arrow Connector 30" o:spid="_x0000_s1026" type="#_x0000_t32" style="position:absolute;margin-left:130.25pt;margin-top:18pt;width:242.55pt;height:70.1pt;flip:x;z-index:251683840;visibility:visible;mso-wrap-style:square;mso-wrap-distance-left:9pt;mso-wrap-distance-top:0;mso-wrap-distance-right:9pt;mso-wrap-distance-bottom:0;mso-position-horizontal:absolute;mso-position-horizontal-relative:text;mso-position-vertical:absolute;mso-position-vertical-relative:text" o:gfxdata="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" strokecolor="#70ad47 [3209]" strokeweight="1.5pt">
+                <v:stroke endarrow="block" joinstyle="miter"/>
+              </v:shape>
+            </w:pict>
+          </mc:Fallback>
+        </mc:AlternateContent>
+      </w:r>
+      <w:r>
+        <w:drawing>
+          <wp:anchor distT="0" distB="0" distL="114300" distR="114300" simplePos="0" relativeHeight="251682816" behindDoc="0" locked="0" layoutInCell="1" allowOverlap="1" wp14:anchorId="4FF6744B" wp14:editId="75EA59C6">
+            <wp:simplePos x="914400" y="914400"/>
+            <wp:positionH relativeFrom="column">
+              <wp:align>left</wp:align>
+            </wp:positionH>
+            <wp:positionV relativeFrom="paragraph">
+              <wp:align>top</wp:align>
+            </wp:positionV>
+            <wp:extent cx="3994484" cy="5341617"/>
+            <wp:effectExtent l="0" t="0" r="6350" b="0"/>
+            <wp:wrapSquare wrapText="bothSides"/>
+            <wp:docPr id="29" name="Picture 29"/>
+            <wp:cNvGraphicFramePr>
+              <a:graphicFrameLocks xmlns:a="http://schemas.openxmlformats.org/drawingml/2006/main" noChangeAspect="1"/>
+            </wp:cNvGraphicFramePr>
+            <a:graphic xmlns:a="http://schemas.openxmlformats.org/drawingml/2006/main">
+              <a:graphicData uri="http://schemas.openxmlformats.org/drawingml/2006/picture">
+                <pic:pic xmlns:pic="http://schemas.openxmlformats.org/drawingml/2006/picture">
+                  <pic:nvPicPr>
+                    <pic:cNvPr id="1" name=""/>
+                    <pic:cNvPicPr/>
+                  </pic:nvPicPr>
+                  <pic:blipFill>
+                    <a:blip r:embed="rId15" cstate="print">
+                      <a:extLst>
+                        <a:ext uri="{28A0092B-C50C-407E-A947-70E740481C1C}">
+                          <a14:useLocalDpi xmlns:a14="http://schemas.microsoft.com/office/drawing/2010/main" val="0"/>
+                        </a:ext>
+                      </a:extLst>
+                    </a:blip>
+                    <a:stretch>
+                      <a:fillRect/>
+                    </a:stretch>
+                  </pic:blipFill>
+                  <pic:spPr>
+                    <a:xfrm>
+                      <a:off x="0" y="0"/>
+                      <a:ext cx="3994484" cy="5341617"/>
+                    </a:xfrm>
+                    <a:prstGeom prst="rect">
+                      <a:avLst/>
+                    </a:prstGeom>
+                  </pic:spPr>
+                </pic:pic>
+              </a:graphicData>
+            </a:graphic>
+          </wp:anchor>
+        </w:drawing>
+      </w:r>
+      <w:r>
+        <w:tab/>
+      </w:r>
+      <w:r>
+        <w:t>assign the navigation signals</w:t>
+      </w:r>
+    </w:p>
+    <w:p>
+      <w:pPr>
+        <w:tabs>
+          <w:tab w:val="right" w:pos="2546"/>
+        </w:tabs>
+        <w:jc w:val="right"/>
+      </w:pPr>
+    </w:p>
+    <w:p>
+      <w:pPr>
+        <w:tabs>
+          <w:tab w:val="right" w:pos="2546"/>
+        </w:tabs>
+        <w:jc w:val="right"/>
+      </w:pPr>
+    </w:p>
+    <w:p>
+      <w:pPr>
+        <w:tabs>
+          <w:tab w:val="right" w:pos="2546"/>
+        </w:tabs>
+        <w:jc w:val="right"/>
+      </w:pPr>
+    </w:p>
+    <w:p>
+      <w:pPr>
+        <w:tabs>
+          <w:tab w:val="right" w:pos="2546"/>
+        </w:tabs>
+        <w:jc w:val="right"/>
+      </w:pPr>
+      <w:r>
+        <w:rPr>
+          <w:noProof/>
+        </w:rPr>
+        <mc:AlternateContent>
+          <mc:Choice Requires="wps">
+            <w:drawing>
+              <wp:anchor distT="0" distB="0" distL="114300" distR="114300" simplePos="0" relativeHeight="251685888" behindDoc="0" locked="0" layoutInCell="1" allowOverlap="1" wp14:anchorId="70ADA5DB" wp14:editId="2C8AB029">
+                <wp:simplePos x="0" y="0"/>
+                <wp:positionH relativeFrom="column">
+                  <wp:posOffset>1746584</wp:posOffset>
+                </wp:positionH>
+                <wp:positionV relativeFrom="paragraph">
+                  <wp:posOffset>165400</wp:posOffset>
+                </wp:positionV>
+                <wp:extent cx="2536658" cy="631591"/>
+                <wp:effectExtent l="19050" t="0" r="16510" b="73660"/>
+                <wp:wrapNone/>
+                <wp:docPr id="31" name="Straight Arrow Connector 31"/>
+                <wp:cNvGraphicFramePr/>
+                <a:graphic xmlns:a="http://schemas.openxmlformats.org/drawingml/2006/main">
+                  <a:graphicData uri="http://schemas.microsoft.com/office/word/2010/wordprocessingShape">
+                    <wps:wsp>
+                      <wps:cNvCnPr/>
+                      <wps:spPr>
+                        <a:xfrm flipH="1">
+                          <a:off x="0" y="0"/>
+                          <a:ext cx="2536658" cy="631591"/>
+                        </a:xfrm>
+                        <a:prstGeom prst="straightConnector1">
+                          <a:avLst/>
+                        </a:prstGeom>
+                        <a:ln w="19050">
+                          <a:tailEnd type="triangle"/>
+                        </a:ln>
+                      </wps:spPr>
+                      <wps:style>
+                        <a:lnRef idx="1">
+                          <a:schemeClr val="accent6"/>
+                        </a:lnRef>
+                        <a:fillRef idx="0">
+                          <a:schemeClr val="accent6"/>
+                        </a:fillRef>
+                        <a:effectRef idx="0">
+                          <a:schemeClr val="accent6"/>
+                        </a:effectRef>
+                        <a:fontRef idx="minor">
+                          <a:schemeClr val="tx1"/>
+                        </a:fontRef>
+                      </wps:style>
+                      <wps:bodyPr/>
+                    </wps:wsp>
+                  </a:graphicData>
+                </a:graphic>
+                <wp14:sizeRelH relativeFrom="margin">
+                  <wp14:pctWidth>0</wp14:pctWidth>
+                </wp14:sizeRelH>
+                <wp14:sizeRelV relativeFrom="margin">
+                  <wp14:pctHeight>0</wp14:pctHeight>
+                </wp14:sizeRelV>
+              </wp:anchor>
+            </w:drawing>
+          </mc:Choice>
+          <mc:Fallback>
+            <w:pict>
+              <v:shape w14:anchorId="21F04235" id="Straight Arrow Connector 31" o:spid="_x0000_s1026" type="#_x0000_t32" style="position:absolute;margin-left:137.55pt;margin-top:13pt;width:199.75pt;height:49.75pt;flip:x;z-index:251685888;visibility:visible;mso-wrap-style:square;mso-width-percent:0;mso-height-percent:0;mso-wrap-distance-left:9pt;mso-wrap-distance-top:0;mso-wrap-distance-right:9pt;mso-wrap-distance-bottom:0;mso-position-horizontal:absolute;mso-position-horizontal-relative:text;mso-position-vertical:absolute;mso-position-vertical-relative:text;mso-width-percent:0;mso-height-percent:0;mso-width-relative:margin;mso-height-relative:margin" o:gfxdata="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" strokecolor="#70ad47 [3209]" strokeweight="1.5pt">
+                <v:stroke endarrow="block" joinstyle="miter"/>
+              </v:shape>
+            </w:pict>
+          </mc:Fallback>
+        </mc:AlternateContent>
+      </w:r>
+      <w:r>
+        <w:t>create he error message</w:t>
+      </w:r>
+    </w:p>
+    <w:p>
+      <w:pPr>
+        <w:tabs>
+          <w:tab w:val="right" w:pos="2546"/>
+        </w:tabs>
+        <w:jc w:val="right"/>
+      </w:pPr>
+    </w:p>
+    <w:p>
+      <w:pPr>
+        <w:tabs>
+          <w:tab w:val="right" w:pos="2546"/>
+        </w:tabs>
+        <w:jc w:val="right"/>
+      </w:pPr>
+    </w:p>
+    <w:p>
+      <w:pPr>
+        <w:tabs>
+          <w:tab w:val="right" w:pos="2546"/>
+        </w:tabs>
+        <w:jc w:val="right"/>
+      </w:pPr>
+    </w:p>
+    <w:p>
+      <w:pPr>
+        <w:tabs>
+          <w:tab w:val="right" w:pos="2546"/>
+        </w:tabs>
+        <w:jc w:val="right"/>
+      </w:pPr>
+      <w:r>
+        <w:rPr>
+          <w:noProof/>
+        </w:rPr>
+        <mc:AlternateContent>
+          <mc:Choice Requires="wps">
+            <w:drawing>
+              <wp:anchor distT="0" distB="0" distL="114300" distR="114300" simplePos="0" relativeHeight="251687936" behindDoc="0" locked="0" layoutInCell="1" allowOverlap="1" wp14:anchorId="7110EAE9" wp14:editId="4B2ECC52">
+                <wp:simplePos x="0" y="0"/>
+                <wp:positionH relativeFrom="column">
+                  <wp:posOffset>3070058</wp:posOffset>
+                </wp:positionH>
+                <wp:positionV relativeFrom="paragraph">
+                  <wp:posOffset>232209</wp:posOffset>
+                </wp:positionV>
+                <wp:extent cx="1159042" cy="222518"/>
+                <wp:effectExtent l="38100" t="0" r="22225" b="82550"/>
+                <wp:wrapNone/>
+                <wp:docPr id="32" name="Straight Arrow Connector 32"/>
+                <wp:cNvGraphicFramePr/>
+                <a:graphic xmlns:a="http://schemas.openxmlformats.org/drawingml/2006/main">
+                  <a:graphicData uri="http://schemas.microsoft.com/office/word/2010/wordprocessingShape">
+                    <wps:wsp>
+                      <wps:cNvCnPr/>
+                      <wps:spPr>
+                        <a:xfrm flipH="1">
+                          <a:off x="0" y="0"/>
+                          <a:ext cx="1159042" cy="222518"/>
+                        </a:xfrm>
+                        <a:prstGeom prst="straightConnector1">
+                          <a:avLst/>
+                        </a:prstGeom>
+                        <a:ln w="19050">
+                          <a:tailEnd type="triangle"/>
+                        </a:ln>
+                      </wps:spPr>
+                      <wps:style>
+                        <a:lnRef idx="1">
+                          <a:schemeClr val="accent6"/>
+                        </a:lnRef>
+                        <a:fillRef idx="0">
+                          <a:schemeClr val="accent6"/>
+                        </a:fillRef>
+                        <a:effectRef idx="0">
+                          <a:schemeClr val="accent6"/>
+                        </a:effectRef>
+                        <a:fontRef idx="minor">
+                          <a:schemeClr val="tx1"/>
+                        </a:fontRef>
+                      </wps:style>
+                      <wps:bodyPr/>
+                    </wps:wsp>
+                  </a:graphicData>
+                </a:graphic>
+                <wp14:sizeRelH relativeFrom="margin">
+                  <wp14:pctWidth>0</wp14:pctWidth>
+                </wp14:sizeRelH>
+                <wp14:sizeRelV relativeFrom="margin">
+                  <wp14:pctHeight>0</wp14:pctHeight>
+                </wp14:sizeRelV>
+              </wp:anchor>
+            </w:drawing>
+          </mc:Choice>
+          <mc:Fallback>
+            <w:pict>
+              <v:shape w14:anchorId="7339CB07" id="Straight Arrow Connector 32" o:spid="_x0000_s1026" type="#_x0000_t32" style="position:absolute;margin-left:241.75pt;margin-top:18.3pt;width:91.25pt;height:17.5pt;flip:x;z-index:251687936;visibility:visible;mso-wrap-style:square;mso-width-percent:0;mso-height-percent:0;mso-wrap-distance-left:9pt;mso-wrap-distance-top:0;mso-wrap-distance-right:9pt;mso-wrap-distance-bottom:0;mso-position-horizontal:absolute;mso-position-horizontal-relative:text;mso-position-vertical:absolute;mso-position-vertical-relative:text;mso-width-percent:0;mso-height-percent:0;mso-width-relative:margin;mso-height-relative:margin" o:gfxdata="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" strokecolor="#70ad47 [3209]" strokeweight="1.5pt">
+                <v:stroke endarrow="block" joinstyle="miter"/>
+              </v:shape>
+            </w:pict>
+          </mc:Fallback>
+        </mc:AlternateContent>
+      </w:r>
+      <w:r>
+        <w:t>define all of the inputs for the user</w:t>
+      </w:r>
+    </w:p>
+    <w:p>
+      <w:pPr>
+        <w:tabs>
+          <w:tab w:val="right" w:pos="2546"/>
+        </w:tabs>
+        <w:jc w:val="right"/>
+      </w:pPr>
+    </w:p>
+    <w:p>
+      <w:pPr>
+        <w:tabs>
+          <w:tab w:val="right" w:pos="2546"/>
+        </w:tabs>
+        <w:jc w:val="right"/>
+      </w:pPr>
+    </w:p>
+    <w:p>
+      <w:pPr>
+        <w:tabs>
+          <w:tab w:val="right" w:pos="2546"/>
+        </w:tabs>
+        <w:jc w:val="right"/>
+      </w:pPr>
+    </w:p>
+    <w:p>
+      <w:pPr>
+        <w:tabs>
+          <w:tab w:val="right" w:pos="2546"/>
+        </w:tabs>
+        <w:jc w:val="right"/>
+      </w:pPr>
+    </w:p>
+    <w:p>
+      <w:pPr>
+        <w:tabs>
+          <w:tab w:val="right" w:pos="2546"/>
+        </w:tabs>
+        <w:jc w:val="right"/>
+      </w:pPr>
+    </w:p>
+    <w:p>
+      <w:pPr>
+        <w:tabs>
+          <w:tab w:val="right" w:pos="2546"/>
+        </w:tabs>
+        <w:jc w:val="right"/>
+      </w:pPr>
+      <w:r>
+        <w:rPr>
+          <w:noProof/>
+        </w:rPr>
+        <mc:AlternateContent>
+          <mc:Choice Requires="wps">
+            <w:drawing>
+              <wp:anchor distT="0" distB="0" distL="114300" distR="114300" simplePos="0" relativeHeight="251689984" behindDoc="0" locked="0" layoutInCell="1" allowOverlap="1" wp14:anchorId="7E11A9CA" wp14:editId="690B46E6">
+                <wp:simplePos x="0" y="0"/>
+                <wp:positionH relativeFrom="column">
+                  <wp:posOffset>1830805</wp:posOffset>
+                </wp:positionH>
+                <wp:positionV relativeFrom="paragraph">
+                  <wp:posOffset>150896</wp:posOffset>
+                </wp:positionV>
+                <wp:extent cx="2626895" cy="126398"/>
+                <wp:effectExtent l="0" t="57150" r="21590" b="26035"/>
+                <wp:wrapNone/>
+                <wp:docPr id="33" name="Straight Arrow Connector 33"/>
+                <wp:cNvGraphicFramePr/>
+                <a:graphic xmlns:a="http://schemas.openxmlformats.org/drawingml/2006/main">
+                  <a:graphicData uri="http://schemas.microsoft.com/office/word/2010/wordprocessingShape">
+                    <wps:wsp>
+                      <wps:cNvCnPr/>
+                      <wps:spPr>
+                        <a:xfrm flipH="1" flipV="1">
+                          <a:off x="0" y="0"/>
+                          <a:ext cx="2626895" cy="126398"/>
+                        </a:xfrm>
+                        <a:prstGeom prst="straightConnector1">
+                          <a:avLst/>
+                        </a:prstGeom>
+                        <a:ln w="19050">
+                          <a:tailEnd type="triangle"/>
+                        </a:ln>
+                      </wps:spPr>
+                      <wps:style>
+                        <a:lnRef idx="1">
+                          <a:schemeClr val="accent6"/>
+                        </a:lnRef>
+                        <a:fillRef idx="0">
+                          <a:schemeClr val="accent6"/>
+                        </a:fillRef>
+                        <a:effectRef idx="0">
+                          <a:schemeClr val="accent6"/>
+                        </a:effectRef>
+                        <a:fontRef idx="minor">
+                          <a:schemeClr val="tx1"/>
+                        </a:fontRef>
+                      </wps:style>
+                      <wps:bodyPr/>
+                    </wps:wsp>
+                  </a:graphicData>
+                </a:graphic>
+                <wp14:sizeRelH relativeFrom="margin">
+                  <wp14:pctWidth>0</wp14:pctWidth>
+                </wp14:sizeRelH>
+                <wp14:sizeRelV relativeFrom="margin">
+                  <wp14:pctHeight>0</wp14:pctHeight>
+                </wp14:sizeRelV>
+              </wp:anchor>
+            </w:drawing>
+          </mc:Choice>
+          <mc:Fallback>
+            <w:pict>
+              <v:shape w14:anchorId="2BA95643" id="Straight Arrow Connector 33" o:spid="_x0000_s1026" type="#_x0000_t32" style="position:absolute;margin-left:144.15pt;margin-top:11.9pt;width:206.85pt;height:9.95pt;flip:x y;z-index:251689984;visibility:visible;mso-wrap-style:square;mso-width-percent:0;mso-height-percent:0;mso-wrap-distance-left:9pt;mso-wrap-distance-top:0;mso-wrap-distance-right:9pt;mso-wrap-distance-bottom:0;mso-position-horizontal:absolute;mso-position-horizontal-relative:text;mso-position-vertical:absolute;mso-position-vertical-relative:text;mso-width-percent:0;mso-height-percent:0;mso-width-relative:margin;mso-height-relative:margin" o:gfxdata="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" strokecolor="#70ad47 [3209]" strokeweight="1.5pt">
+                <v:stroke endarrow="block" joinstyle="miter"/>
+              </v:shape>
+            </w:pict>
+          </mc:Fallback>
+        </mc:AlternateContent>
+      </w:r>
+      <w:r>
+        <w:t>Assign he buttons and connect them</w:t>
+      </w:r>
+    </w:p>
+    <w:p>
+      <w:pPr>
+        <w:tabs>
+          <w:tab w:val="center" w:pos="1768"/>
+        </w:tabs>
+      </w:pPr>
+      <w:r>
+        <w:br w:type="textWrapping" w:clear="all"/>
+      </w:r>
+    </w:p>
+    <w:p>
+      <w:pPr>
+        <w:tabs>
+          <w:tab w:val="center" w:pos="1768"/>
+        </w:tabs>
+      </w:pPr>
+    </w:p>
+    <w:p>
+      <w:pPr>
+        <w:tabs>
+          <w:tab w:val="center" w:pos="1768"/>
+        </w:tabs>
+        <w:jc w:val="right"/>
+      </w:pPr>
+      <w:r>
+        <w:rPr>
+          <w:noProof/>
+        </w:rPr>
+        <w:lastRenderedPageBreak/>
+        <mc:AlternateContent>
+          <mc:Choice Requires="wps">
+            <w:drawing>
+              <wp:anchor distT="0" distB="0" distL="114300" distR="114300" simplePos="0" relativeHeight="251692032" behindDoc="0" locked="0" layoutInCell="1" allowOverlap="1" wp14:anchorId="6A86C7E3" wp14:editId="10D880E3">
+                <wp:simplePos x="0" y="0"/>
+                <wp:positionH relativeFrom="column">
+                  <wp:posOffset>2737184</wp:posOffset>
+                </wp:positionH>
+                <wp:positionV relativeFrom="paragraph">
+                  <wp:posOffset>451184</wp:posOffset>
+                </wp:positionV>
+                <wp:extent cx="1919037" cy="613611"/>
+                <wp:effectExtent l="38100" t="0" r="24130" b="72390"/>
+                <wp:wrapNone/>
+                <wp:docPr id="35" name="Straight Arrow Connector 35"/>
+                <wp:cNvGraphicFramePr/>
+                <a:graphic xmlns:a="http://schemas.openxmlformats.org/drawingml/2006/main">
+                  <a:graphicData uri="http://schemas.microsoft.com/office/word/2010/wordprocessingShape">
+                    <wps:wsp>
+                      <wps:cNvCnPr/>
+                      <wps:spPr>
+                        <a:xfrm flipH="1">
+                          <a:off x="0" y="0"/>
+                          <a:ext cx="1919037" cy="613611"/>
+                        </a:xfrm>
+                        <a:prstGeom prst="straightConnector1">
+                          <a:avLst/>
+                        </a:prstGeom>
+                        <a:ln w="19050">
+                          <a:tailEnd type="triangle"/>
+                        </a:ln>
+                      </wps:spPr>
+                      <wps:style>
+                        <a:lnRef idx="1">
+                          <a:schemeClr val="accent6"/>
+                        </a:lnRef>
+                        <a:fillRef idx="0">
+                          <a:schemeClr val="accent6"/>
+                        </a:fillRef>
+                        <a:effectRef idx="0">
+                          <a:schemeClr val="accent6"/>
+                        </a:effectRef>
+                        <a:fontRef idx="minor">
+                          <a:schemeClr val="tx1"/>
+                        </a:fontRef>
+                      </wps:style>
+                      <wps:bodyPr/>
+                    </wps:wsp>
+                  </a:graphicData>
+                </a:graphic>
+              </wp:anchor>
+            </w:drawing>
+          </mc:Choice>
+          <mc:Fallback>
+            <w:pict>
+              <v:shape w14:anchorId="16EC1338" id="Straight Arrow Connector 35" o:spid="_x0000_s1026" type="#_x0000_t32" style="position:absolute;margin-left:215.55pt;margin-top:35.55pt;width:151.1pt;height:48.3pt;flip:x;z-index:251692032;visibility:visible;mso-wrap-style:square;mso-wrap-distance-left:9pt;mso-wrap-distance-top:0;mso-wrap-distance-right:9pt;mso-wrap-distance-bottom:0;mso-position-horizontal:absolute;mso-position-horizontal-relative:text;mso-position-vertical:absolute;mso-position-vertical-relative:text" o:gfxdata="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" strokecolor="#70ad47 [3209]" strokeweight="1.5pt">
+                <v:stroke endarrow="block" joinstyle="miter"/>
+              </v:shape>
+            </w:pict>
+          </mc:Fallback>
+        </mc:AlternateContent>
+      </w:r>
+      <w:r>
+        <w:drawing>
+          <wp:anchor distT="0" distB="0" distL="114300" distR="114300" simplePos="0" relativeHeight="251691008" behindDoc="0" locked="0" layoutInCell="1" allowOverlap="1" wp14:anchorId="16A35CA5" wp14:editId="08B98B83">
+            <wp:simplePos x="914400" y="914400"/>
+            <wp:positionH relativeFrom="column">
+              <wp:align>left</wp:align>
+            </wp:positionH>
+            <wp:positionV relativeFrom="paragraph">
+              <wp:align>top</wp:align>
+            </wp:positionV>
+            <wp:extent cx="4309406" cy="3850105"/>
+            <wp:effectExtent l="0" t="0" r="0" b="0"/>
+            <wp:wrapSquare wrapText="bothSides"/>
+            <wp:docPr id="34" name="Picture 34"/>
+            <wp:cNvGraphicFramePr>
+              <a:graphicFrameLocks xmlns:a="http://schemas.openxmlformats.org/drawingml/2006/main" noChangeAspect="1"/>
+            </wp:cNvGraphicFramePr>
+            <a:graphic xmlns:a="http://schemas.openxmlformats.org/drawingml/2006/main">
+              <a:graphicData uri="http://schemas.openxmlformats.org/drawingml/2006/picture">
+                <pic:pic xmlns:pic="http://schemas.openxmlformats.org/drawingml/2006/picture">
+                  <pic:nvPicPr>
+                    <pic:cNvPr id="1" name=""/>
+                    <pic:cNvPicPr/>
+                  </pic:nvPicPr>
+                  <pic:blipFill>
+                    <a:blip r:embed="rId16" cstate="print">
+                      <a:extLst>
+                        <a:ext uri="{28A0092B-C50C-407E-A947-70E740481C1C}">
+                          <a14:useLocalDpi xmlns:a14="http://schemas.microsoft.com/office/drawing/2010/main" val="0"/>
+                        </a:ext>
+                      </a:extLst>
+                    </a:blip>
+                    <a:stretch>
+                      <a:fillRect/>
+                    </a:stretch>
+                  </pic:blipFill>
+                  <pic:spPr>
+                    <a:xfrm>
+                      <a:off x="0" y="0"/>
+                      <a:ext cx="4309406" cy="3850105"/>
+                    </a:xfrm>
+                    <a:prstGeom prst="rect">
+                      <a:avLst/>
+                    </a:prstGeom>
+                  </pic:spPr>
+                </pic:pic>
+              </a:graphicData>
+            </a:graphic>
+          </wp:anchor>
+        </w:drawing>
+      </w:r>
+      <w:r>
+        <w:t xml:space="preserve">validation functions </w:t>
+      </w:r>
+      <w:r>
+        <w:t>for the inputs and connection to the error message</w:t>
+      </w:r>
+    </w:p>
+    <w:p>
+      <w:pPr>
+        <w:tabs>
+          <w:tab w:val="center" w:pos="1768"/>
+        </w:tabs>
+        <w:jc w:val="right"/>
+      </w:pPr>
+    </w:p>
+    <w:p>
+      <w:pPr>
+        <w:tabs>
+          <w:tab w:val="center" w:pos="1768"/>
+        </w:tabs>
+        <w:jc w:val="right"/>
+      </w:pPr>
+    </w:p>
+    <w:p>
+      <w:pPr>
+        <w:tabs>
+          <w:tab w:val="center" w:pos="1768"/>
+        </w:tabs>
+        <w:jc w:val="right"/>
+      </w:pPr>
+      <w:r>
+        <w:rPr>
+          <w:noProof/>
+        </w:rPr>
+        <mc:AlternateContent>
+          <mc:Choice Requires="wps">
+            <w:drawing>
+              <wp:anchor distT="0" distB="0" distL="114300" distR="114300" simplePos="0" relativeHeight="251694080" behindDoc="0" locked="0" layoutInCell="1" allowOverlap="1" wp14:anchorId="2B1FA7AD" wp14:editId="6660277C">
+                <wp:simplePos x="0" y="0"/>
+                <wp:positionH relativeFrom="margin">
+                  <wp:posOffset>1915026</wp:posOffset>
+                </wp:positionH>
+                <wp:positionV relativeFrom="paragraph">
+                  <wp:posOffset>293402</wp:posOffset>
+                </wp:positionV>
+                <wp:extent cx="2723148" cy="426921"/>
+                <wp:effectExtent l="38100" t="0" r="20320" b="87630"/>
+                <wp:wrapNone/>
+                <wp:docPr id="36" name="Straight Arrow Connector 36"/>
+                <wp:cNvGraphicFramePr/>
+                <a:graphic xmlns:a="http://schemas.openxmlformats.org/drawingml/2006/main">
+                  <a:graphicData uri="http://schemas.microsoft.com/office/word/2010/wordprocessingShape">
+                    <wps:wsp>
+                      <wps:cNvCnPr/>
+                      <wps:spPr>
+                        <a:xfrm flipH="1">
+                          <a:off x="0" y="0"/>
+                          <a:ext cx="2723148" cy="426921"/>
+                        </a:xfrm>
+                        <a:prstGeom prst="straightConnector1">
+                          <a:avLst/>
+                        </a:prstGeom>
+                        <a:ln w="19050">
+                          <a:tailEnd type="triangle"/>
+                        </a:ln>
+                      </wps:spPr>
+                      <wps:style>
+                        <a:lnRef idx="1">
+                          <a:schemeClr val="accent6"/>
+                        </a:lnRef>
+                        <a:fillRef idx="0">
+                          <a:schemeClr val="accent6"/>
+                        </a:fillRef>
+                        <a:effectRef idx="0">
+                          <a:schemeClr val="accent6"/>
+                        </a:effectRef>
+                        <a:fontRef idx="minor">
+                          <a:schemeClr val="tx1"/>
+                        </a:fontRef>
+                      </wps:style>
+                      <wps:bodyPr/>
+                    </wps:wsp>
+                  </a:graphicData>
+                </a:graphic>
+                <wp14:sizeRelH relativeFrom="margin">
+                  <wp14:pctWidth>0</wp14:pctWidth>
+                </wp14:sizeRelH>
+                <wp14:sizeRelV relativeFrom="margin">
+                  <wp14:pctHeight>0</wp14:pctHeight>
+                </wp14:sizeRelV>
+              </wp:anchor>
+            </w:drawing>
+          </mc:Choice>
+          <mc:Fallback>
+            <w:pict>
+              <v:shape w14:anchorId="58D736D8" id="Straight Arrow Connector 36" o:spid="_x0000_s1026" type="#_x0000_t32" style="position:absolute;margin-left:150.8pt;margin-top:23.1pt;width:214.4pt;height:33.6pt;flip:x;z-index:251694080;visibility:visible;mso-wrap-style:square;mso-width-percent:0;mso-height-percent:0;mso-wrap-distance-left:9pt;mso-wrap-distance-top:0;mso-wrap-distance-right:9pt;mso-wrap-distance-bottom:0;mso-position-horizontal:absolute;mso-position-horizontal-relative:margin;mso-position-vertical:absolute;mso-position-vertical-relative:text;mso-width-percent:0;mso-height-percent:0;mso-width-relative:margin;mso-height-relative:margin" o:gfxdata="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" strokecolor="#70ad47 [3209]" strokeweight="1.5pt">
+                <v:stroke endarrow="block" joinstyle="miter"/>
+                <w10:wrap anchorx="margin"/>
+              </v:shape>
+            </w:pict>
+          </mc:Fallback>
+        </mc:AlternateContent>
+      </w:r>
+      <w:r>
+        <w:t>the register connector</w:t>
+      </w:r>
+      <w:r>
+        <w:br w:type="textWrapping" w:clear="all"/>
+      </w:r>
+    </w:p>
+    <w:p>
+      <w:pPr>
+        <w:tabs>
+          <w:tab w:val="center" w:pos="1768"/>
+        </w:tabs>
+      </w:pPr>
+    </w:p>
+    <w:p>
+      <w:pPr>
+        <w:tabs>
+          <w:tab w:val="right" w:pos="1916"/>
+        </w:tabs>
+        <w:jc w:val="right"/>
+      </w:pPr>
+      <w:r>
+        <w:lastRenderedPageBreak/>
+        <w:drawing>
+          <wp:anchor distT="0" distB="0" distL="114300" distR="114300" simplePos="0" relativeHeight="251695104" behindDoc="0" locked="0" layoutInCell="1" allowOverlap="1" wp14:anchorId="6902FD87" wp14:editId="3D2C13E7">
+            <wp:simplePos x="914400" y="914400"/>
+            <wp:positionH relativeFrom="column">
+              <wp:align>left</wp:align>
+            </wp:positionH>
+            <wp:positionV relativeFrom="paragraph">
+              <wp:align>top</wp:align>
+            </wp:positionV>
+            <wp:extent cx="4396185" cy="4692316"/>
+            <wp:effectExtent l="0" t="0" r="4445" b="0"/>
+            <wp:wrapSquare wrapText="bothSides"/>
+            <wp:docPr id="37" name="Picture 37"/>
+            <wp:cNvGraphicFramePr>
+              <a:graphicFrameLocks xmlns:a="http://schemas.openxmlformats.org/drawingml/2006/main" noChangeAspect="1"/>
+            </wp:cNvGraphicFramePr>
+            <a:graphic xmlns:a="http://schemas.openxmlformats.org/drawingml/2006/main">
+              <a:graphicData uri="http://schemas.openxmlformats.org/drawingml/2006/picture">
+                <pic:pic xmlns:pic="http://schemas.openxmlformats.org/drawingml/2006/picture">
+                  <pic:nvPicPr>
+                    <pic:cNvPr id="1" name=""/>
+                    <pic:cNvPicPr/>
+                  </pic:nvPicPr>
+                  <pic:blipFill>
+                    <a:blip r:embed="rId17">
+                      <a:extLst>
+                        <a:ext uri="{28A0092B-C50C-407E-A947-70E740481C1C}">
+                          <a14:useLocalDpi xmlns:a14="http://schemas.microsoft.com/office/drawing/2010/main" val="0"/>
+                        </a:ext>
+                      </a:extLst>
+                    </a:blip>
+                    <a:stretch>
+                      <a:fillRect/>
+                    </a:stretch>
+                  </pic:blipFill>
+                  <pic:spPr>
+                    <a:xfrm>
+                      <a:off x="0" y="0"/>
+                      <a:ext cx="4396185" cy="4692316"/>
+                    </a:xfrm>
+                    <a:prstGeom prst="rect">
+                      <a:avLst/>
+                    </a:prstGeom>
+                  </pic:spPr>
+                </pic:pic>
+              </a:graphicData>
+            </a:graphic>
+          </wp:anchor>
+        </w:drawing>
+      </w:r>
+      <w:r>
+        <w:tab/>
+      </w:r>
+    </w:p>
+    <w:p>
+      <w:pPr>
+        <w:tabs>
+          <w:tab w:val="right" w:pos="1916"/>
+        </w:tabs>
+        <w:jc w:val="right"/>
+      </w:pPr>
+    </w:p>
+    <w:p>
+      <w:pPr>
+        <w:tabs>
+          <w:tab w:val="right" w:pos="1916"/>
+        </w:tabs>
+        <w:jc w:val="right"/>
+      </w:pPr>
+      <w:r>
+        <w:rPr>
+          <w:noProof/>
+        </w:rPr>
+        <mc:AlternateContent>
+          <mc:Choice Requires="wps">
+            <w:drawing>
+              <wp:anchor distT="0" distB="0" distL="114300" distR="114300" simplePos="0" relativeHeight="251696128" behindDoc="0" locked="0" layoutInCell="1" allowOverlap="1" wp14:anchorId="5BEB053B" wp14:editId="73FE4069">
+                <wp:simplePos x="0" y="0"/>
+                <wp:positionH relativeFrom="column">
+                  <wp:posOffset>2881563</wp:posOffset>
+                </wp:positionH>
+                <wp:positionV relativeFrom="paragraph">
+                  <wp:posOffset>451184</wp:posOffset>
+                </wp:positionV>
+                <wp:extent cx="2069432" cy="854242"/>
+                <wp:effectExtent l="38100" t="0" r="26670" b="60325"/>
+                <wp:wrapNone/>
+                <wp:docPr id="38" name="Straight Arrow Connector 38"/>
+                <wp:cNvGraphicFramePr/>
+                <a:graphic xmlns:a="http://schemas.openxmlformats.org/drawingml/2006/main">
+                  <a:graphicData uri="http://schemas.microsoft.com/office/word/2010/wordprocessingShape">
+                    <wps:wsp>
+                      <wps:cNvCnPr/>
+                      <wps:spPr>
+                        <a:xfrm flipH="1">
+                          <a:off x="0" y="0"/>
+                          <a:ext cx="2069432" cy="854242"/>
+                        </a:xfrm>
+                        <a:prstGeom prst="straightConnector1">
+                          <a:avLst/>
+                        </a:prstGeom>
+                        <a:ln w="19050">
+                          <a:tailEnd type="triangle"/>
+                        </a:ln>
+                      </wps:spPr>
+                      <wps:style>
+                        <a:lnRef idx="1">
+                          <a:schemeClr val="accent6"/>
+                        </a:lnRef>
+                        <a:fillRef idx="0">
+                          <a:schemeClr val="accent6"/>
+                        </a:fillRef>
+                        <a:effectRef idx="0">
+                          <a:schemeClr val="accent6"/>
+                        </a:effectRef>
+                        <a:fontRef idx="minor">
+                          <a:schemeClr val="tx1"/>
+                        </a:fontRef>
+                      </wps:style>
+                      <wps:bodyPr/>
+                    </wps:wsp>
+                  </a:graphicData>
+                </a:graphic>
+              </wp:anchor>
+            </w:drawing>
+          </mc:Choice>
+          <mc:Fallback>
+            <w:pict>
+              <v:shape w14:anchorId="6EAEE4D4" id="Straight Arrow Connector 38" o:spid="_x0000_s1026" type="#_x0000_t32" style="position:absolute;margin-left:226.9pt;margin-top:35.55pt;width:162.95pt;height:67.25pt;flip:x;z-index:251696128;visibility:visible;mso-wrap-style:square;mso-wrap-distance-left:9pt;mso-wrap-distance-top:0;mso-wrap-distance-right:9pt;mso-wrap-distance-bottom:0;mso-position-horizontal:absolute;mso-position-horizontal-relative:text;mso-position-vertical:absolute;mso-position-vertical-relative:text" o:gfxdata="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" strokecolor="#70ad47 [3209]" strokeweight="1.5pt">
+                <v:stroke endarrow="block" joinstyle="miter"/>
+              </v:shape>
+            </w:pict>
+          </mc:Fallback>
+        </mc:AlternateContent>
+      </w:r>
+      <w:r>
+        <w:t xml:space="preserve">define the </w:t>
+      </w:r>
+      <w:r>
+        <w:t xml:space="preserve">tables </w:t>
+      </w:r>
+      <w:r>
+        <w:t xml:space="preserve">with the right data types </w:t>
+      </w:r>
+    </w:p>
+    <w:p>
+      <w:pPr>
+        <w:tabs>
+          <w:tab w:val="center" w:pos="1768"/>
+        </w:tabs>
+      </w:pPr>
+      <w:r>
+        <w:br w:type="textWrapping" w:clear="all"/>
+      </w:r>
+    </w:p>
+    <w:p>
+      <w:pPr>
+        <w:tabs>
+          <w:tab w:val="center" w:pos="1768"/>
+        </w:tabs>
+      </w:pPr>
+    </w:p>
+    <w:p>
+      <w:pPr>
+        <w:tabs>
+          <w:tab w:val="center" w:pos="958"/>
+          <w:tab w:val="right" w:pos="1916"/>
+        </w:tabs>
+        <w:jc w:val="right"/>
+      </w:pPr>
+      <w:r>
+        <w:rPr>
+          <w:noProof/>
+        </w:rPr>
+        <mc:AlternateContent>
+          <mc:Choice Requires="wps">
+            <w:drawing>
+              <wp:anchor distT="0" distB="0" distL="114300" distR="114300" simplePos="0" relativeHeight="251698176" behindDoc="0" locked="0" layoutInCell="1" allowOverlap="1" wp14:anchorId="573EC42D" wp14:editId="1D6D89B0">
+                <wp:simplePos x="0" y="0"/>
+                <wp:positionH relativeFrom="column">
+                  <wp:posOffset>2358189</wp:posOffset>
+                </wp:positionH>
+                <wp:positionV relativeFrom="paragraph">
+                  <wp:posOffset>601880</wp:posOffset>
+                </wp:positionV>
+                <wp:extent cx="2502569" cy="30079"/>
+                <wp:effectExtent l="38100" t="38100" r="12065" b="103505"/>
+                <wp:wrapNone/>
+                <wp:docPr id="40" name="Straight Arrow Connector 40"/>
+                <wp:cNvGraphicFramePr/>
+                <a:graphic xmlns:a="http://schemas.openxmlformats.org/drawingml/2006/main">
+                  <a:graphicData uri="http://schemas.microsoft.com/office/word/2010/wordprocessingShape">
+                    <wps:wsp>
+                      <wps:cNvCnPr/>
+                      <wps:spPr>
+                        <a:xfrm flipH="1">
+                          <a:off x="0" y="0"/>
+                          <a:ext cx="2502569" cy="30079"/>
+                        </a:xfrm>
+                        <a:prstGeom prst="straightConnector1">
+                          <a:avLst/>
+                        </a:prstGeom>
+                        <a:ln w="19050">
+                          <a:tailEnd type="triangle"/>
+                        </a:ln>
+                      </wps:spPr>
+                      <wps:style>
+                        <a:lnRef idx="1">
+                          <a:schemeClr val="accent6"/>
+                        </a:lnRef>
+                        <a:fillRef idx="0">
+                          <a:schemeClr val="accent6"/>
+                        </a:fillRef>
+                        <a:effectRef idx="0">
+                          <a:schemeClr val="accent6"/>
+                        </a:effectRef>
+                        <a:fontRef idx="minor">
+                          <a:schemeClr val="tx1"/>
+                        </a:fontRef>
+                      </wps:style>
+                      <wps:bodyPr/>
+                    </wps:wsp>
+                  </a:graphicData>
+                </a:graphic>
+              </wp:anchor>
+            </w:drawing>
+          </mc:Choice>
+          <mc:Fallback>
+            <w:pict>
+              <v:shape w14:anchorId="50612403" id="Straight Arrow Connector 40" o:spid="_x0000_s1026" type="#_x0000_t32" style="position:absolute;margin-left:185.7pt;margin-top:47.4pt;width:197.05pt;height:2.35pt;flip:x;z-index:251698176;visibility:visible;mso-wrap-style:square;mso-wrap-distance-left:9pt;mso-wrap-distance-top:0;mso-wrap-distance-right:9pt;mso-wrap-distance-bottom:0;mso-position-horizontal:absolute;mso-position-horizontal-relative:text;mso-position-vertical:absolute;mso-position-vertical-relative:text" o:gfxdata="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" strokecolor="#70ad47 [3209]" strokeweight="1.5pt">
+                <v:stroke endarrow="block" joinstyle="miter"/>
+              </v:shape>
+            </w:pict>
+          </mc:Fallback>
+        </mc:AlternateContent>
+      </w:r>
+      <w:r>
+        <w:drawing>
+          <wp:anchor distT="0" distB="0" distL="114300" distR="114300" simplePos="0" relativeHeight="251697152" behindDoc="0" locked="0" layoutInCell="1" allowOverlap="1" wp14:anchorId="6D0A597A" wp14:editId="73FA3A3E">
+            <wp:simplePos x="914400" y="6178216"/>
+            <wp:positionH relativeFrom="column">
+              <wp:align>left</wp:align>
+            </wp:positionH>
+            <wp:positionV relativeFrom="paragraph">
+              <wp:align>top</wp:align>
+            </wp:positionV>
+            <wp:extent cx="4400663" cy="2983831"/>
+            <wp:effectExtent l="0" t="0" r="0" b="7620"/>
+            <wp:wrapSquare wrapText="bothSides"/>
+            <wp:docPr id="39" name="Picture 39"/>
+            <wp:cNvGraphicFramePr>
+              <a:graphicFrameLocks xmlns:a="http://schemas.openxmlformats.org/drawingml/2006/main" noChangeAspect="1"/>
+            </wp:cNvGraphicFramePr>
+            <a:graphic xmlns:a="http://schemas.openxmlformats.org/drawingml/2006/main">
+              <a:graphicData uri="http://schemas.openxmlformats.org/drawingml/2006/picture">
+                <pic:pic xmlns:pic="http://schemas.openxmlformats.org/drawingml/2006/picture">
+                  <pic:nvPicPr>
+                    <pic:cNvPr id="1" name=""/>
+                    <pic:cNvPicPr/>
+                  </pic:nvPicPr>
+                  <pic:blipFill>
+                    <a:blip r:embed="rId18" cstate="print">
+                      <a:extLst>
+                        <a:ext uri="{28A0092B-C50C-407E-A947-70E740481C1C}">
+                          <a14:useLocalDpi xmlns:a14="http://schemas.microsoft.com/office/drawing/2010/main" val="0"/>
+                        </a:ext>
+                      </a:extLst>
+                    </a:blip>
+                    <a:stretch>
+                      <a:fillRect/>
+                    </a:stretch>
+                  </pic:blipFill>
+                  <pic:spPr>
+                    <a:xfrm>
+                      <a:off x="0" y="0"/>
+                      <a:ext cx="4400663" cy="2983831"/>
+                    </a:xfrm>
+                    <a:prstGeom prst="rect">
+                      <a:avLst/>
+                    </a:prstGeom>
+                  </pic:spPr>
+                </pic:pic>
+              </a:graphicData>
+            </a:graphic>
+          </wp:anchor>
+        </w:drawing>
+      </w:r>
+      <w:r>
+        <w:tab/>
+      </w:r>
+      <w:r>
+        <w:tab/>
+      </w:r>
+      <w:r>
+        <w:t>create a new user and write it to the database from the UI</w:t>
+      </w:r>
+    </w:p>
+    <w:p>
+      <w:pPr>
+        <w:tabs>
+          <w:tab w:val="center" w:pos="958"/>
+          <w:tab w:val="right" w:pos="1916"/>
+        </w:tabs>
+        <w:jc w:val="right"/>
+      </w:pPr>
+    </w:p>
+    <w:p>
+      <w:pPr>
+        <w:tabs>
+          <w:tab w:val="center" w:pos="958"/>
+          <w:tab w:val="right" w:pos="1916"/>
+        </w:tabs>
+        <w:jc w:val="right"/>
+      </w:pPr>
+      <w:r>
+        <w:rPr>
+          <w:noProof/>
+        </w:rPr>
+        <mc:AlternateContent>
+          <mc:Choice Requires="wps">
+            <w:drawing>
+              <wp:anchor distT="0" distB="0" distL="114300" distR="114300" simplePos="0" relativeHeight="251699200" behindDoc="0" locked="0" layoutInCell="1" allowOverlap="1" wp14:anchorId="166E1E0B" wp14:editId="14174695">
+                <wp:simplePos x="0" y="0"/>
+                <wp:positionH relativeFrom="column">
+                  <wp:posOffset>1975183</wp:posOffset>
+                </wp:positionH>
+                <wp:positionV relativeFrom="paragraph">
+                  <wp:posOffset>266634</wp:posOffset>
+                </wp:positionV>
+                <wp:extent cx="2560721" cy="103104"/>
+                <wp:effectExtent l="38100" t="0" r="11430" b="87630"/>
+                <wp:wrapNone/>
+                <wp:docPr id="41" name="Straight Arrow Connector 41"/>
+                <wp:cNvGraphicFramePr/>
+                <a:graphic xmlns:a="http://schemas.openxmlformats.org/drawingml/2006/main">
+                  <a:graphicData uri="http://schemas.microsoft.com/office/word/2010/wordprocessingShape">
+                    <wps:wsp>
+                      <wps:cNvCnPr/>
+                      <wps:spPr>
+                        <a:xfrm flipH="1">
+                          <a:off x="0" y="0"/>
+                          <a:ext cx="2560721" cy="103104"/>
+                        </a:xfrm>
+                        <a:prstGeom prst="straightConnector1">
+                          <a:avLst/>
+                        </a:prstGeom>
+                        <a:ln w="19050">
+                          <a:tailEnd type="triangle"/>
+                        </a:ln>
+                      </wps:spPr>
+                      <wps:style>
+                        <a:lnRef idx="1">
+                          <a:schemeClr val="accent6"/>
+                        </a:lnRef>
+                        <a:fillRef idx="0">
+                          <a:schemeClr val="accent6"/>
+                        </a:fillRef>
+                        <a:effectRef idx="0">
+                          <a:schemeClr val="accent6"/>
+                        </a:effectRef>
+                        <a:fontRef idx="minor">
+                          <a:schemeClr val="tx1"/>
+                        </a:fontRef>
+                      </wps:style>
+                      <wps:bodyPr/>
+                    </wps:wsp>
+                  </a:graphicData>
+                </a:graphic>
+                <wp14:sizeRelH relativeFrom="margin">
+                  <wp14:pctWidth>0</wp14:pctWidth>
+                </wp14:sizeRelH>
+                <wp14:sizeRelV relativeFrom="margin">
+                  <wp14:pctHeight>0</wp14:pctHeight>
+                </wp14:sizeRelV>
+              </wp:anchor>
+            </w:drawing>
+          </mc:Choice>
+          <mc:Fallback>
+            <w:pict>
+              <v:shape w14:anchorId="68ADA7C1" id="Straight Arrow Connector 41" o:spid="_x0000_s1026" type="#_x0000_t32" style="position:absolute;margin-left:155.55pt;margin-top:21pt;width:201.65pt;height:8.1pt;flip:x;z-index:251699200;visibility:visible;mso-wrap-style:square;mso-width-percent:0;mso-height-percent:0;mso-wrap-distance-left:9pt;mso-wrap-distance-top:0;mso-wrap-distance-right:9pt;mso-wrap-distance-bottom:0;mso-position-horizontal:absolute;mso-position-horizontal-relative:text;mso-position-vertical:absolute;mso-position-vertical-relative:text;mso-width-percent:0;mso-height-percent:0;mso-width-relative:margin;mso-height-relative:margin" o:gfxdata="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" strokecolor="#70ad47 [3209]" strokeweight="1.5pt">
+                <v:stroke endarrow="block" joinstyle="miter"/>
+              </v:shape>
+            </w:pict>
+          </mc:Fallback>
+        </mc:AlternateContent>
+      </w:r>
+      <w:r>
+        <w:t xml:space="preserve">function to log in the user </w:t>
+      </w:r>
+      <w:r>
+        <w:t>if their info is right</w:t>
+      </w:r>
+    </w:p>
+    <w:p>
+      <w:pPr>
+        <w:tabs>
+          <w:tab w:val="center" w:pos="1768"/>
+        </w:tabs>
+      </w:pPr>
       <w:r>
         <w:br w:type="textWrapping" w:clear="all"/>
       </w:r>
@@ -2645,7 +4167,6 @@
   <w:style w:type="character" w:default="1" w:styleId="DefaultParagraphFont">
     <w:name w:val="Default Paragraph Font"/>
     <w:uiPriority w:val="1"/>
-    <w:semiHidden/>
     <w:unhideWhenUsed/>
   </w:style>
   <w:style w:type="table" w:default="1" w:styleId="TableNormal">
